--- a/docs/EvoResearch_项目立项报告_v1.2.docx
+++ b/docs/EvoResearch_项目立项报告_v1.2.docx
@@ -444,6 +444,7 @@
       <w:bookmarkStart w:id="8" w:name="用户核心需求"/>
       <w:bookmarkEnd w:id="7"/>
       <w:r>
+        <w:lastRenderedPageBreak/>
         <w:t xml:space="preserve">2.2 </w:t>
       </w:r>
       <w:r>
@@ -610,6 +611,7 @@
       <w:bookmarkEnd w:id="6"/>
       <w:bookmarkEnd w:id="10"/>
       <w:r>
+        <w:lastRenderedPageBreak/>
         <w:t>三、现有方案与开发现状分析</w:t>
       </w:r>
     </w:p>
@@ -733,30 +735,21 @@
               <w:t xml:space="preserve">Web </w:t>
             </w:r>
             <w:r>
-              <w:t>扩展；记忆能力</w:t>
-            </w:r>
-            <w:r>
-              <w:lastRenderedPageBreak/>
-              <w:t>仅限会话内上下文压缩与事件日志，无跨会话知识库</w:t>
-            </w:r>
-          </w:p>
-        </w:tc>
-        <w:tc>
-          <w:tcPr>
-            <w:tcW w:w="0" w:type="auto"/>
-          </w:tcPr>
-          <w:p>
-            <w:pPr>
-              <w:pStyle w:val="Compact"/>
-              <w:jc w:val="left"/>
-            </w:pPr>
-            <w:r>
-              <w:lastRenderedPageBreak/>
-              <w:t>在其上提供统一科研工作台及领域工具接入；</w:t>
-            </w:r>
-            <w:r>
-              <w:lastRenderedPageBreak/>
-              <w:t>补充其缺失的科研知识管理</w:t>
+              <w:t>扩展；记忆能力仅限会话内上下文压缩与事件日志，无跨会话知识库</w:t>
+            </w:r>
+          </w:p>
+        </w:tc>
+        <w:tc>
+          <w:tcPr>
+            <w:tcW w:w="0" w:type="auto"/>
+          </w:tcPr>
+          <w:p>
+            <w:pPr>
+              <w:pStyle w:val="Compact"/>
+              <w:jc w:val="left"/>
+            </w:pPr>
+            <w:r>
+              <w:t>在其上提供统一科研工作台及领域工具接入；补充其缺失的科研知识管理</w:t>
             </w:r>
           </w:p>
         </w:tc>
@@ -772,7 +765,6 @@
               <w:jc w:val="left"/>
             </w:pPr>
             <w:r>
-              <w:lastRenderedPageBreak/>
               <w:t xml:space="preserve">AutoResearch </w:t>
             </w:r>
             <w:r>
@@ -933,9 +925,6 @@
             <w:pPr>
               <w:pStyle w:val="Compact"/>
               <w:jc w:val="left"/>
-              <w:rPr>
-                <w:rFonts w:hint="eastAsia"/>
-              </w:rPr>
             </w:pPr>
             <w:proofErr w:type="spellStart"/>
             <w:r>
@@ -963,9 +952,6 @@
             <w:pPr>
               <w:pStyle w:val="Compact"/>
               <w:jc w:val="left"/>
-              <w:rPr>
-                <w:rFonts w:hint="eastAsia"/>
-              </w:rPr>
             </w:pPr>
             <w:r>
               <w:t>更严格的实验执行：隔离</w:t>
@@ -992,9 +978,6 @@
             <w:pPr>
               <w:pStyle w:val="Compact"/>
               <w:jc w:val="left"/>
-              <w:rPr>
-                <w:rFonts w:hint="eastAsia"/>
-              </w:rPr>
             </w:pPr>
             <w:r>
               <w:t>它解决</w:t>
@@ -1171,6 +1154,7 @@
       <w:bookmarkStart w:id="13" w:name="开发现状的基本规律便宜验证边界"/>
       <w:bookmarkEnd w:id="12"/>
       <w:r>
+        <w:lastRenderedPageBreak/>
         <w:t xml:space="preserve">3.2 </w:t>
       </w:r>
       <w:r>
@@ -1223,14 +1207,7 @@
         <w:rPr>
           <w:rFonts w:hint="eastAsia"/>
         </w:rPr>
-        <w:t>把</w:t>
-      </w:r>
-      <w:r>
-        <w:rPr>
-          <w:rFonts w:hint="eastAsia"/>
-        </w:rPr>
-        <w:lastRenderedPageBreak/>
-        <w:t>它总结为“验证的不对称性”和“验证者定律”：验证一个答案往往比得到答案容易得多，比如数独难填但好检查；</w:t>
+        <w:t>把它总结为“验证的不对称性”和“验证者定律”：验证一个答案往往比得到答案容易得多，比如数独难填但好检查；</w:t>
       </w:r>
       <w:r>
         <w:rPr>
@@ -1307,9 +1284,6 @@
     <w:p>
       <w:pPr>
         <w:pStyle w:val="a0"/>
-        <w:rPr>
-          <w:rFonts w:hint="eastAsia"/>
-        </w:rPr>
       </w:pPr>
       <w:r>
         <w:rPr>
@@ -1455,6 +1429,7 @@
         <w:pStyle w:val="2"/>
       </w:pPr>
       <w:r>
+        <w:lastRenderedPageBreak/>
         <w:t xml:space="preserve">3.3 </w:t>
       </w:r>
       <w:r>
@@ -1507,229 +1482,232 @@
         <w:pStyle w:val="FirstParagraph"/>
       </w:pPr>
       <w:r>
+        <w:t>也要如实指出：支持</w:t>
+      </w:r>
+      <w:r>
+        <w:t>”</w:t>
+      </w:r>
+      <w:r>
+        <w:t>用户已有的真实</w:t>
+      </w:r>
+      <w:r>
+        <w:t xml:space="preserve"> ML </w:t>
+      </w:r>
+      <w:r>
+        <w:t>工程</w:t>
+      </w:r>
+      <w:r>
+        <w:t>”</w:t>
+      </w:r>
+      <w:r>
+        <w:t>比单文件实验难得多。多文件项目的改动副作用难追踪，环境各不相同，评价程序也更需要保护。这是本项目的主要技术挑战，已在风险表（</w:t>
+      </w:r>
+      <w:r>
+        <w:t>7.4</w:t>
+      </w:r>
+      <w:r>
+        <w:t>）中列为高优先级。</w:t>
+      </w:r>
+    </w:p>
+    <w:p>
+      <w:pPr>
+        <w:pStyle w:val="1"/>
+      </w:pPr>
+      <w:r>
+        <w:t>四、可行性研究</w:t>
+      </w:r>
+    </w:p>
+    <w:p>
+      <w:pPr>
+        <w:pStyle w:val="2"/>
+      </w:pPr>
+      <w:bookmarkStart w:id="16" w:name="技术可行性"/>
+      <w:r>
+        <w:t xml:space="preserve">4.1 </w:t>
+      </w:r>
+      <w:r>
+        <w:t>技术可行性</w:t>
+      </w:r>
+    </w:p>
+    <w:p>
+      <w:pPr>
+        <w:pStyle w:val="FirstParagraph"/>
+      </w:pPr>
+      <w:r>
+        <w:t>（</w:t>
+      </w:r>
+      <w:r>
+        <w:t>1</w:t>
+      </w:r>
+      <w:r>
+        <w:t>）底座风险与对策：</w:t>
+      </w:r>
+      <w:r>
+        <w:t xml:space="preserve">DSH </w:t>
+      </w:r>
+      <w:r>
+        <w:t>处于开发者预览阶段，官方声明可能发生兼容性破坏变更。由于本项目后端以插件、前端以</w:t>
+      </w:r>
+      <w:r>
+        <w:t xml:space="preserve"> Web </w:t>
+      </w:r>
+      <w:r>
+        <w:t>扩展两种形态依赖</w:t>
+      </w:r>
+      <w:r>
+        <w:t xml:space="preserve"> DSH</w:t>
+      </w:r>
+      <w:r>
+        <w:t>，对策为三条：</w:t>
+      </w:r>
+      <w:r>
+        <w:t xml:space="preserve">a. </w:t>
+      </w:r>
+      <w:r>
+        <w:t>锁定版本</w:t>
+      </w:r>
+      <w:r>
+        <w:t>——</w:t>
+      </w:r>
+      <w:r>
+        <w:t>细化阶段选定具体版本并在仓库中固定依赖，不追随升级；</w:t>
+      </w:r>
+      <w:r>
+        <w:t xml:space="preserve">b. </w:t>
+      </w:r>
+      <w:r>
+        <w:t>适配层隔离且单点接触</w:t>
+      </w:r>
+      <w:r>
+        <w:t>——</w:t>
+      </w:r>
+      <w:r>
+        <w:t>与</w:t>
+      </w:r>
+      <w:r>
+        <w:t xml:space="preserve"> DSH </w:t>
+      </w:r>
+      <w:r>
+        <w:t>的全部交互收敛于两类独立适配模块：后端的运行适配层（</w:t>
+      </w:r>
+      <w:r>
+        <w:t xml:space="preserve">Agent </w:t>
+      </w:r>
+      <w:r>
+        <w:t>运行、工具调用）与前端的嵌入适配层（挂载、生命周期、数据通道），两类适配层均由最熟悉</w:t>
+      </w:r>
+      <w:r>
+        <w:t xml:space="preserve"> DSH </w:t>
+      </w:r>
+      <w:r>
+        <w:t>的组长一人维护，其余成员完全不接触预览版</w:t>
+      </w:r>
+      <w:r>
+        <w:t xml:space="preserve"> API</w:t>
+      </w:r>
+      <w:r>
+        <w:t>；</w:t>
+      </w:r>
+      <w:r>
+        <w:t>c. </w:t>
+      </w:r>
+      <w:r>
+        <w:t>双退路</w:t>
+      </w:r>
+      <w:r>
+        <w:t>——</w:t>
+      </w:r>
+      <w:r>
+        <w:t>实验引擎核心循环可脱离</w:t>
+      </w:r>
+      <w:r>
+        <w:t xml:space="preserve"> DSH </w:t>
+      </w:r>
+      <w:r>
+        <w:t>以</w:t>
+      </w:r>
+      <w:r>
+        <w:t xml:space="preserve"> CLI </w:t>
+      </w:r>
+      <w:r>
+        <w:t>独立运行；工作台视图层不含任何</w:t>
+      </w:r>
+      <w:r>
+        <w:t xml:space="preserve"> DSH </w:t>
+      </w:r>
+      <w:r>
+        <w:t>依赖，可切换到独立页面壳交付演示。最坏情况下系统核心能力仍可完整演示。</w:t>
+      </w:r>
+    </w:p>
+    <w:p>
+      <w:pPr>
+        <w:pStyle w:val="a0"/>
+      </w:pPr>
+      <w:r>
+        <w:t>（</w:t>
+      </w:r>
+      <w:r>
+        <w:t>2</w:t>
+      </w:r>
+      <w:r>
+        <w:t>）关</w:t>
+      </w:r>
+      <w:r>
+        <w:t>键技术都有成熟的开源方案支撑，包括文献解析、本地向量检索、</w:t>
+      </w:r>
+      <w:r>
+        <w:t xml:space="preserve">Git </w:t>
+      </w:r>
+      <w:r>
+        <w:t>工作树隔离等。知识库第一版用本地向量检索加轻量存储的成熟做法，</w:t>
+      </w:r>
+      <w:proofErr w:type="spellStart"/>
+      <w:r>
+        <w:t>Graphiti</w:t>
+      </w:r>
+      <w:proofErr w:type="spellEnd"/>
+      <w:r>
+        <w:t xml:space="preserve"> </w:t>
+      </w:r>
+      <w:r>
+        <w:t>只是可选增强，不在关键路径上。特别地，</w:t>
+      </w:r>
+      <w:r>
+        <w:t xml:space="preserve">DSH </w:t>
+      </w:r>
+      <w:r>
+        <w:t>生态里已有两个自动实验循环插件在真实使用中跑通了同一条路线（隔离执行、持久化记录、</w:t>
+      </w:r>
+      <w:r>
+        <w:t xml:space="preserve">Web </w:t>
+      </w:r>
+      <w:r>
+        <w:t>集成），说明底座的插件机制和</w:t>
+      </w:r>
+      <w:r>
+        <w:t xml:space="preserve"> Web </w:t>
+      </w:r>
+      <w:r>
+        <w:t>扩展能力足以承载我们的设计。</w:t>
+      </w:r>
+      <w:r>
+        <w:t xml:space="preserve">DSH </w:t>
+      </w:r>
+      <w:r>
+        <w:t>的</w:t>
+      </w:r>
+      <w:r>
+        <w:t xml:space="preserve"> Agent </w:t>
+      </w:r>
+      <w:r>
+        <w:t>运行接口和</w:t>
+      </w:r>
+      <w:r>
+        <w:t xml:space="preserve"> </w:t>
+      </w:r>
+      <w:r>
         <w:lastRenderedPageBreak/>
-        <w:t>也要如实指出：支持</w:t>
-      </w:r>
-      <w:r>
-        <w:t>”</w:t>
-      </w:r>
-      <w:r>
-        <w:t>用户已有的真实</w:t>
-      </w:r>
-      <w:r>
-        <w:t xml:space="preserve"> ML </w:t>
-      </w:r>
-      <w:r>
-        <w:t>工程</w:t>
-      </w:r>
-      <w:r>
-        <w:t>”</w:t>
-      </w:r>
-      <w:r>
-        <w:t>比单文件实验难得多。多文件项目的改动副作用难追踪，环境各不相同，评价程序也更需要保护。这是本项目的主要技术挑战，已在风险表（</w:t>
-      </w:r>
-      <w:r>
-        <w:t>7.4</w:t>
-      </w:r>
-      <w:r>
-        <w:t>）中列为高优先级。</w:t>
-      </w:r>
-    </w:p>
-    <w:p>
-      <w:pPr>
-        <w:pStyle w:val="1"/>
-      </w:pPr>
-      <w:r>
-        <w:t>四、可行性研究</w:t>
-      </w:r>
-    </w:p>
-    <w:p>
-      <w:pPr>
-        <w:pStyle w:val="2"/>
-      </w:pPr>
-      <w:bookmarkStart w:id="16" w:name="技术可行性"/>
-      <w:r>
-        <w:t xml:space="preserve">4.1 </w:t>
-      </w:r>
-      <w:r>
-        <w:t>技术可行性</w:t>
-      </w:r>
-    </w:p>
-    <w:p>
-      <w:pPr>
-        <w:pStyle w:val="FirstParagraph"/>
-      </w:pPr>
-      <w:r>
-        <w:t>（</w:t>
-      </w:r>
-      <w:r>
-        <w:t>1</w:t>
-      </w:r>
-      <w:r>
-        <w:t>）底座风险与对策：</w:t>
-      </w:r>
-      <w:r>
-        <w:t xml:space="preserve">DSH </w:t>
-      </w:r>
-      <w:r>
-        <w:t>处于开发者预览阶段，官方声明可能发生兼容性破坏变更。由于本项目后端以插件、前端以</w:t>
-      </w:r>
-      <w:r>
-        <w:t xml:space="preserve"> Web </w:t>
-      </w:r>
-      <w:r>
-        <w:t>扩展两种形态依赖</w:t>
-      </w:r>
-      <w:r>
-        <w:t xml:space="preserve"> DSH</w:t>
-      </w:r>
-      <w:r>
-        <w:t>，对策为三条：</w:t>
-      </w:r>
-      <w:r>
-        <w:t xml:space="preserve">a. </w:t>
-      </w:r>
-      <w:r>
-        <w:t>锁定版本</w:t>
-      </w:r>
-      <w:r>
-        <w:t>——</w:t>
-      </w:r>
-      <w:r>
-        <w:t>细化阶段选定具体版本并在仓库中固定依赖，不追随升级；</w:t>
-      </w:r>
-      <w:r>
-        <w:t xml:space="preserve">b. </w:t>
-      </w:r>
-      <w:r>
-        <w:t>适配层隔离且单点接触</w:t>
-      </w:r>
-      <w:r>
-        <w:t>——</w:t>
-      </w:r>
-      <w:r>
-        <w:t>与</w:t>
-      </w:r>
-      <w:r>
-        <w:t xml:space="preserve"> DSH </w:t>
-      </w:r>
-      <w:r>
-        <w:t>的全部交互收敛于两类独立适配模块：后端的运行适配层（</w:t>
-      </w:r>
-      <w:r>
-        <w:t xml:space="preserve">Agent </w:t>
-      </w:r>
-      <w:r>
-        <w:t>运行、工具调用）与前端的嵌入适配层（挂载、生命周期、数据通道），两类适配层均由最熟悉</w:t>
-      </w:r>
-      <w:r>
-        <w:t xml:space="preserve"> DSH </w:t>
-      </w:r>
-      <w:r>
-        <w:t>的组长一人维护，其余成员完全不接触预览版</w:t>
-      </w:r>
-      <w:r>
-        <w:t xml:space="preserve"> API</w:t>
-      </w:r>
-      <w:r>
-        <w:t>；</w:t>
-      </w:r>
-      <w:r>
-        <w:t>c. </w:t>
-      </w:r>
-      <w:r>
-        <w:t>双退路</w:t>
-      </w:r>
-      <w:r>
-        <w:t>——</w:t>
-      </w:r>
-      <w:r>
-        <w:t>实验引擎核心循环可脱离</w:t>
-      </w:r>
-      <w:r>
-        <w:t xml:space="preserve"> DSH </w:t>
-      </w:r>
-      <w:r>
-        <w:t>以</w:t>
-      </w:r>
-      <w:r>
-        <w:t xml:space="preserve"> CLI </w:t>
-      </w:r>
-      <w:r>
-        <w:t>独立运行；工作台视图层不含任何</w:t>
-      </w:r>
-      <w:r>
-        <w:t xml:space="preserve"> DSH </w:t>
-      </w:r>
-      <w:r>
-        <w:t>依赖，可切换到独立页面壳交付演示。最坏情况下系统核心能力仍可完整演示。</w:t>
-      </w:r>
-    </w:p>
-    <w:p>
-      <w:pPr>
-        <w:pStyle w:val="a0"/>
-      </w:pPr>
-      <w:r>
-        <w:t>（</w:t>
-      </w:r>
-      <w:r>
-        <w:t>2</w:t>
-      </w:r>
-      <w:r>
-        <w:t>）关</w:t>
-      </w:r>
-      <w:r>
-        <w:t>键技术都有成熟的开源方案支撑，包括文献解析、本地向量检索、</w:t>
-      </w:r>
-      <w:r>
-        <w:t xml:space="preserve">Git </w:t>
-      </w:r>
-      <w:r>
-        <w:t>工作树隔离等。知识库第一版用本地向量检索加轻量存储的成熟做法，</w:t>
-      </w:r>
-      <w:proofErr w:type="spellStart"/>
-      <w:r>
-        <w:t>Graphiti</w:t>
-      </w:r>
-      <w:proofErr w:type="spellEnd"/>
-      <w:r>
-        <w:t xml:space="preserve"> </w:t>
-      </w:r>
-      <w:r>
-        <w:t>只是可选增强，不在关键路径上。特别地，</w:t>
-      </w:r>
-      <w:r>
-        <w:t xml:space="preserve">DSH </w:t>
-      </w:r>
-      <w:r>
-        <w:t>生态里已有两个自动实验循环插件在真实使用中跑通了同一条路线（隔离执行、持久化记录、</w:t>
-      </w:r>
-      <w:r>
         <w:t xml:space="preserve">Web </w:t>
-      </w:r>
-      <w:r>
-        <w:t>集成），说明底座的插件机制和</w:t>
-      </w:r>
-      <w:r>
-        <w:t xml:space="preserve"> Web </w:t>
-      </w:r>
-      <w:r>
-        <w:t>扩展能力足以承载我们的设计。</w:t>
-      </w:r>
-      <w:r>
-        <w:t xml:space="preserve">DSH </w:t>
-      </w:r>
-      <w:r>
-        <w:t>的</w:t>
-      </w:r>
-      <w:r>
-        <w:t xml:space="preserve"> Agent </w:t>
-      </w:r>
-      <w:r>
-        <w:t>运行接口和</w:t>
-      </w:r>
-      <w:r>
-        <w:t xml:space="preserve"> Web </w:t>
       </w:r>
       <w:r>
         <w:t>扩展机制能不能满足需求（日志流、代码差异展示、图谱视图），细化阶段会做真实验证，并产出兼容性验证报告。</w:t>
@@ -1756,7 +1734,6 @@
       <w:bookmarkStart w:id="17" w:name="经济可行性量级估算细化阶段实测校准"/>
       <w:bookmarkEnd w:id="16"/>
       <w:r>
-        <w:lastRenderedPageBreak/>
         <w:t xml:space="preserve">4.2 </w:t>
       </w:r>
       <w:r>
@@ -2040,7 +2017,11 @@
         <w:t xml:space="preserve"> DSH </w:t>
       </w:r>
       <w:r>
-        <w:t>相关适配、知识增强适配层）由组长集中承担；三位组员的模块均为低不确定性、边界清晰、可独立开发验收的功能块，工作量轻且可预期，任一成员进度波动不阻塞其他成员开发。</w:t>
+        <w:t>相关适配、知识增强适配层）由组长集中承担；三</w:t>
+      </w:r>
+      <w:r>
+        <w:lastRenderedPageBreak/>
+        <w:t>位组员的模块均为低不确定性、边界清晰、可独立开发验收的功能块，工作量轻且可预期，任一成员进度波动不阻塞其他成员开发。</w:t>
       </w:r>
     </w:p>
     <w:p>
@@ -2051,7 +2032,6 @@
       <w:bookmarkEnd w:id="15"/>
       <w:bookmarkEnd w:id="18"/>
       <w:r>
-        <w:lastRenderedPageBreak/>
         <w:t>五、范围与功能</w:t>
       </w:r>
     </w:p>
@@ -2394,6 +2374,7 @@
               <w:jc w:val="left"/>
             </w:pPr>
             <w:r>
+              <w:lastRenderedPageBreak/>
               <w:t>F03</w:t>
             </w:r>
           </w:p>
@@ -2478,7 +2459,6 @@
               <w:jc w:val="left"/>
             </w:pPr>
             <w:r>
-              <w:lastRenderedPageBreak/>
               <w:t>F04</w:t>
             </w:r>
           </w:p>
@@ -3051,20 +3031,25 @@
               <w:jc w:val="left"/>
             </w:pPr>
             <w:r>
-              <w:t>工作台视图与开发壳</w:t>
-            </w:r>
-          </w:p>
-        </w:tc>
-        <w:tc>
-          <w:tcPr>
-            <w:tcW w:w="0" w:type="auto"/>
-          </w:tcPr>
-          <w:p>
-            <w:pPr>
-              <w:pStyle w:val="Compact"/>
-              <w:jc w:val="left"/>
-            </w:pPr>
-            <w:r>
+              <w:t>工作台视图与开发</w:t>
+            </w:r>
+            <w:r>
+              <w:lastRenderedPageBreak/>
+              <w:t>壳</w:t>
+            </w:r>
+          </w:p>
+        </w:tc>
+        <w:tc>
+          <w:tcPr>
+            <w:tcW w:w="0" w:type="auto"/>
+          </w:tcPr>
+          <w:p>
+            <w:pPr>
+              <w:pStyle w:val="Compact"/>
+              <w:jc w:val="left"/>
+            </w:pPr>
+            <w:r>
+              <w:lastRenderedPageBreak/>
               <w:t>右栏</w:t>
             </w:r>
             <w:r>
@@ -3104,7 +3089,11 @@
               <w:t>的适配层由</w:t>
             </w:r>
             <w:r>
-              <w:t xml:space="preserve"> S1 </w:t>
+              <w:t xml:space="preserve"> </w:t>
+            </w:r>
+            <w:r>
+              <w:lastRenderedPageBreak/>
+              <w:t xml:space="preserve">S1 </w:t>
             </w:r>
             <w:r>
               <w:t>实现</w:t>
@@ -3121,6 +3110,7 @@
               <w:jc w:val="left"/>
             </w:pPr>
             <w:r>
+              <w:lastRenderedPageBreak/>
               <w:t>M</w:t>
             </w:r>
           </w:p>
@@ -3138,7 +3128,11 @@
               <w:t xml:space="preserve">S3 </w:t>
             </w:r>
             <w:r>
-              <w:t>工作台前端</w:t>
+              <w:t>工作台</w:t>
+            </w:r>
+            <w:r>
+              <w:lastRenderedPageBreak/>
+              <w:t>前端</w:t>
             </w:r>
           </w:p>
         </w:tc>
@@ -3154,6 +3148,7 @@
               <w:jc w:val="left"/>
             </w:pPr>
             <w:r>
+              <w:lastRenderedPageBreak/>
               <w:t>F12</w:t>
             </w:r>
           </w:p>
@@ -3168,25 +3163,20 @@
               <w:jc w:val="left"/>
             </w:pPr>
             <w:r>
-              <w:t>实验监控</w:t>
-            </w:r>
-            <w:r>
-              <w:lastRenderedPageBreak/>
-              <w:t>视图</w:t>
-            </w:r>
-          </w:p>
-        </w:tc>
-        <w:tc>
-          <w:tcPr>
-            <w:tcW w:w="0" w:type="auto"/>
-          </w:tcPr>
-          <w:p>
-            <w:pPr>
-              <w:pStyle w:val="Compact"/>
-              <w:jc w:val="left"/>
-            </w:pPr>
-            <w:r>
-              <w:lastRenderedPageBreak/>
+              <w:t>实验监控视图</w:t>
+            </w:r>
+          </w:p>
+        </w:tc>
+        <w:tc>
+          <w:tcPr>
+            <w:tcW w:w="0" w:type="auto"/>
+          </w:tcPr>
+          <w:p>
+            <w:pPr>
+              <w:pStyle w:val="Compact"/>
+              <w:jc w:val="left"/>
+            </w:pPr>
+            <w:r>
               <w:t>日志流、指标曲线、代码差异、停止</w:t>
             </w:r>
             <w:r>
@@ -3199,11 +3189,7 @@
               <w:t>/</w:t>
             </w:r>
             <w:r>
-              <w:t>历史</w:t>
-            </w:r>
-            <w:r>
-              <w:lastRenderedPageBreak/>
-              <w:t>浏览（纯视图，不接触</w:t>
+              <w:t>历史浏览（纯视图，不接触</w:t>
             </w:r>
             <w:r>
               <w:t xml:space="preserve"> DSH</w:t>
@@ -3223,7 +3209,6 @@
               <w:jc w:val="left"/>
             </w:pPr>
             <w:r>
-              <w:lastRenderedPageBreak/>
               <w:t>M</w:t>
             </w:r>
           </w:p>
@@ -3241,11 +3226,7 @@
               <w:t xml:space="preserve">S3 </w:t>
             </w:r>
             <w:r>
-              <w:t>工作台</w:t>
-            </w:r>
-            <w:r>
-              <w:lastRenderedPageBreak/>
-              <w:t>前端</w:t>
+              <w:t>工作台前端</w:t>
             </w:r>
           </w:p>
         </w:tc>
@@ -3261,7 +3242,6 @@
               <w:jc w:val="left"/>
             </w:pPr>
             <w:r>
-              <w:lastRenderedPageBreak/>
               <w:t>F13</w:t>
             </w:r>
           </w:p>
@@ -3613,6 +3593,7 @@
         <w:pStyle w:val="a0"/>
       </w:pPr>
       <w:r>
+        <w:lastRenderedPageBreak/>
         <w:t>可追溯性：每轮实验记录含代码差异哈希、指标、时间戳、提案原文与知识引用清单，记录保留率</w:t>
       </w:r>
       <w:r>
@@ -3627,7 +3608,6 @@
         <w:pStyle w:val="a0"/>
       </w:pPr>
       <w:r>
-        <w:lastRenderedPageBreak/>
         <w:t>性能：知识检索在万条知识条目规模下</w:t>
       </w:r>
       <w:r>
@@ -3805,6 +3785,7 @@
       <w:bookmarkStart w:id="24" w:name="七计划生命周期模型与人员分工"/>
       <w:bookmarkEnd w:id="23"/>
       <w:r>
+        <w:lastRenderedPageBreak/>
         <w:t>七、计划、生命周期模型与人员分工</w:t>
       </w:r>
     </w:p>
@@ -3843,11 +3824,7 @@
         <w:t>”</w:t>
       </w:r>
       <w:r>
-        <w:t>。选择理由：项目存在明确的高优先级技术风险（底座兼容性、真实工程上的实验循环），适合风险驱动、尽</w:t>
-      </w:r>
-      <w:r>
-        <w:lastRenderedPageBreak/>
-        <w:t>早验证；需求依赖用户调研逐步明确，适合迭代细化；课程阶段性检查与</w:t>
+        <w:t>。选择理由：项目存在明确的高优先级技术风险（底座兼容性、真实工程上的实验循环），适合风险驱动、尽早验证；需求依赖用户调研逐步明确，适合迭代细化；课程阶段性检查与</w:t>
       </w:r>
       <w:r>
         <w:t xml:space="preserve"> RUP </w:t>
@@ -4062,6 +4039,7 @@
         <w:pStyle w:val="a0"/>
       </w:pPr>
       <w:r>
+        <w:lastRenderedPageBreak/>
         <w:t>（</w:t>
       </w:r>
       <w:r>
@@ -4100,7 +4078,6 @@
         <w:pStyle w:val="a0"/>
       </w:pPr>
       <w:r>
-        <w:lastRenderedPageBreak/>
         <w:t>（</w:t>
       </w:r>
       <w:r>
@@ -4580,9 +4557,6 @@
       <w:pPr>
         <w:pStyle w:val="a0"/>
         <w:ind w:firstLineChars="0" w:firstLine="0"/>
-        <w:rPr>
-          <w:rFonts w:hint="eastAsia"/>
-        </w:rPr>
       </w:pPr>
     </w:p>
     <w:p>
@@ -4592,6 +4566,7 @@
       <w:bookmarkStart w:id="27" w:name="时间与里程碑拟定-12-周交付物导向"/>
       <w:bookmarkEnd w:id="26"/>
       <w:r>
+        <w:lastRenderedPageBreak/>
         <w:t xml:space="preserve">7.3 </w:t>
       </w:r>
       <w:r>
@@ -4620,9 +4595,9 @@
         <w:tblLook w:val="0020" w:firstRow="1" w:lastRow="0" w:firstColumn="0" w:lastColumn="0" w:noHBand="0" w:noVBand="0"/>
       </w:tblPr>
       <w:tblGrid>
-        <w:gridCol w:w="1511"/>
-        <w:gridCol w:w="3589"/>
-        <w:gridCol w:w="3756"/>
+        <w:gridCol w:w="1467"/>
+        <w:gridCol w:w="3939"/>
+        <w:gridCol w:w="3450"/>
       </w:tblGrid>
       <w:tr>
         <w:trPr>
@@ -4698,11 +4673,7 @@
               <w:t>周（</w:t>
             </w:r>
             <w:r>
-              <w:t>10/29—</w:t>
-            </w:r>
-            <w:r>
-              <w:lastRenderedPageBreak/>
-              <w:t>11/4</w:t>
+              <w:t>10/29—11/4</w:t>
             </w:r>
             <w:r>
               <w:t>）</w:t>
@@ -4719,7 +4690,6 @@
               <w:jc w:val="left"/>
             </w:pPr>
             <w:r>
-              <w:lastRenderedPageBreak/>
               <w:t>初始：立项、范围确认</w:t>
             </w:r>
           </w:p>
@@ -4820,7 +4790,10 @@
               <w:t>：</w:t>
             </w:r>
             <w:r>
-              <w:t>需求规格说明书（基线）、架构设计、契约</w:t>
+              <w:t>面向对象需求分析</w:t>
+            </w:r>
+            <w:r>
+              <w:t>说明书（基线）、架构设计、契约</w:t>
             </w:r>
             <w:r>
               <w:t xml:space="preserve"> v1.0</w:t>
@@ -4880,31 +4853,49 @@
               <w:jc w:val="left"/>
             </w:pPr>
             <w:r>
-              <w:t>构造增量</w:t>
-            </w:r>
-            <w:r>
-              <w:t xml:space="preserve"> 1</w:t>
-            </w:r>
-            <w:r>
-              <w:t>：实验引擎（</w:t>
-            </w:r>
-            <w:r>
-              <w:t>F01–F05</w:t>
-            </w:r>
-            <w:r>
-              <w:t>）</w:t>
-            </w:r>
-            <w:r>
-              <w:t xml:space="preserve">+ </w:t>
-            </w:r>
-            <w:r>
-              <w:t>实验监控视图第一版（</w:t>
-            </w:r>
-            <w:r>
-              <w:t>F12</w:t>
-            </w:r>
-            <w:r>
-              <w:t>）</w:t>
+              <w:t>构造：四个人同时写代码</w:t>
+            </w:r>
+            <w:r>
+              <w:t>——</w:t>
+            </w:r>
+            <w:r>
+              <w:t>组长写引擎、成员</w:t>
+            </w:r>
+            <w:r>
+              <w:t xml:space="preserve"> A </w:t>
+            </w:r>
+            <w:r>
+              <w:t>写知识库、成员</w:t>
+            </w:r>
+            <w:r>
+              <w:t xml:space="preserve"> B </w:t>
+            </w:r>
+            <w:r>
+              <w:t>写视图、成员</w:t>
+            </w:r>
+            <w:r>
+              <w:t xml:space="preserve"> C </w:t>
+            </w:r>
+            <w:r>
+              <w:t>写测试和流水线，靠冻结契约和</w:t>
+            </w:r>
+            <w:r>
+              <w:t xml:space="preserve"> Mock </w:t>
+            </w:r>
+            <w:r>
+              <w:t>各写各的、互不等待；第</w:t>
+            </w:r>
+            <w:r>
+              <w:t xml:space="preserve"> 5 </w:t>
+            </w:r>
+            <w:r>
+              <w:t>周末按增量</w:t>
+            </w:r>
+            <w:r>
+              <w:t xml:space="preserve"> 1 </w:t>
+            </w:r>
+            <w:r>
+              <w:t>做集成验收</w:t>
             </w:r>
           </w:p>
         </w:tc>
@@ -4921,25 +4912,22 @@
               <w:t>M3</w:t>
             </w:r>
             <w:r>
-              <w:t>：真实</w:t>
+              <w:t>：</w:t>
+            </w:r>
+            <w:r>
+              <w:t>真实</w:t>
             </w:r>
             <w:r>
               <w:t xml:space="preserve"> ML </w:t>
             </w:r>
             <w:r>
-              <w:t>小项目完成基线与不少于</w:t>
+              <w:t>小项目完成基线和不少于</w:t>
             </w:r>
             <w:r>
               <w:t xml:space="preserve"> 2 </w:t>
             </w:r>
             <w:r>
-              <w:t>轮真实修改、评估与回滚，</w:t>
-            </w:r>
-            <w:r>
-              <w:t xml:space="preserve">CLI </w:t>
-            </w:r>
-            <w:r>
-              <w:t>与工作台均可演示</w:t>
+              <w:t>轮真实修改、评估与回滚，工作台可演示</w:t>
             </w:r>
           </w:p>
         </w:tc>
@@ -4975,31 +4963,19 @@
               <w:jc w:val="left"/>
             </w:pPr>
             <w:r>
-              <w:t>构造增量</w:t>
-            </w:r>
-            <w:r>
-              <w:t xml:space="preserve"> 2</w:t>
-            </w:r>
-            <w:r>
-              <w:t>：知识库（</w:t>
-            </w:r>
-            <w:r>
-              <w:t>F06–F09</w:t>
-            </w:r>
-            <w:r>
-              <w:t>）</w:t>
-            </w:r>
-            <w:r>
-              <w:t xml:space="preserve">+ </w:t>
-            </w:r>
-            <w:r>
-              <w:t>知识库视图（</w:t>
-            </w:r>
-            <w:r>
-              <w:t xml:space="preserve">F13 </w:t>
-            </w:r>
-            <w:r>
-              <w:t>检索部分）</w:t>
+              <w:t>构造：继续并行写代码，各模块按周切片推进；第</w:t>
+            </w:r>
+            <w:r>
+              <w:t xml:space="preserve"> 7 </w:t>
+            </w:r>
+            <w:r>
+              <w:t>周末按增量</w:t>
+            </w:r>
+            <w:r>
+              <w:t xml:space="preserve"> 2 </w:t>
+            </w:r>
+            <w:r>
+              <w:t>做集成验收，把知识库检索接进引擎和工作台</w:t>
             </w:r>
           </w:p>
         </w:tc>
@@ -5073,51 +5049,52 @@
           <w:p>
             <w:pPr>
               <w:pStyle w:val="Compact"/>
-              <w:jc w:val="left"/>
-            </w:pPr>
-            <w:r>
-              <w:t>构造增量</w:t>
-            </w:r>
-            <w:r>
-              <w:t xml:space="preserve"> 3</w:t>
-            </w:r>
-            <w:r>
-              <w:t>：知识增强与回流（</w:t>
-            </w:r>
-            <w:r>
-              <w:t xml:space="preserve">F08 </w:t>
-            </w:r>
-            <w:r>
-              <w:t>回流、</w:t>
-            </w:r>
-            <w:r>
-              <w:t>F14</w:t>
-            </w:r>
-            <w:r>
-              <w:t>）</w:t>
-            </w:r>
-          </w:p>
-        </w:tc>
-        <w:tc>
-          <w:tcPr>
-            <w:tcW w:w="0" w:type="auto"/>
-          </w:tcPr>
-          <w:p>
-            <w:pPr>
-              <w:pStyle w:val="Compact"/>
-              <w:jc w:val="left"/>
+              <w:rPr>
+                <w:rFonts w:hint="eastAsia"/>
+              </w:rPr>
+            </w:pPr>
+            <w:r>
+              <w:t>构造：继续并行写代码，接入知识回流；第</w:t>
+            </w:r>
+            <w:r>
+              <w:t xml:space="preserve"> 9 </w:t>
+            </w:r>
+            <w:r>
+              <w:t>周末按增量</w:t>
+            </w:r>
+            <w:r>
+              <w:t xml:space="preserve"> 3 </w:t>
+            </w:r>
+            <w:r>
+              <w:t>做集成验收，跑通完整闭环；非功能加固随各模块收尾同步完成</w:t>
+            </w:r>
+          </w:p>
+        </w:tc>
+        <w:tc>
+          <w:tcPr>
+            <w:tcW w:w="0" w:type="auto"/>
+          </w:tcPr>
+          <w:p>
+            <w:pPr>
+              <w:pStyle w:val="Compact"/>
+              <w:rPr>
+                <w:rFonts w:hint="eastAsia"/>
+              </w:rPr>
             </w:pPr>
             <w:r>
               <w:t>M5</w:t>
             </w:r>
             <w:r>
-              <w:t>：完整闭环运行；提交有</w:t>
+              <w:t>：</w:t>
+            </w:r>
+            <w:r>
+              <w:t>完整闭环跑通；提交有</w:t>
             </w:r>
             <w:r>
               <w:t>/</w:t>
             </w:r>
             <w:r>
-              <w:t>无知识检索的对照运行证据与引用记录</w:t>
+              <w:t>无知识检索的对照运行证据和引用记录；契约、集成、端到端测试报告</w:t>
             </w:r>
           </w:p>
         </w:tc>
@@ -5133,6 +5110,7 @@
               <w:jc w:val="left"/>
             </w:pPr>
             <w:r>
+              <w:lastRenderedPageBreak/>
               <w:t>第</w:t>
             </w:r>
             <w:r>
@@ -5301,30 +5279,21 @@
               <w:t xml:space="preserve">DSH </w:t>
             </w:r>
             <w:r>
-              <w:t>预览版发生</w:t>
-            </w:r>
-            <w:r>
-              <w:lastRenderedPageBreak/>
-              <w:t>兼容性破坏变更</w:t>
-            </w:r>
-          </w:p>
-        </w:tc>
-        <w:tc>
-          <w:tcPr>
-            <w:tcW w:w="0" w:type="auto"/>
-          </w:tcPr>
-          <w:p>
-            <w:pPr>
-              <w:pStyle w:val="Compact"/>
-              <w:jc w:val="left"/>
-            </w:pPr>
-            <w:r>
-              <w:lastRenderedPageBreak/>
-              <w:t>插件运行接</w:t>
-            </w:r>
-            <w:r>
-              <w:lastRenderedPageBreak/>
-              <w:t>口与</w:t>
+              <w:t>预览版发生兼容性破坏变更</w:t>
+            </w:r>
+          </w:p>
+        </w:tc>
+        <w:tc>
+          <w:tcPr>
+            <w:tcW w:w="0" w:type="auto"/>
+          </w:tcPr>
+          <w:p>
+            <w:pPr>
+              <w:pStyle w:val="Compact"/>
+              <w:jc w:val="left"/>
+            </w:pPr>
+            <w:r>
+              <w:t>插件运行接口与</w:t>
             </w:r>
             <w:r>
               <w:t xml:space="preserve"> Web </w:t>
@@ -5344,12 +5313,7 @@
               <w:jc w:val="left"/>
             </w:pPr>
             <w:r>
-              <w:lastRenderedPageBreak/>
-              <w:t>锁定版本；两个适配层均由组长单点维护，影</w:t>
-            </w:r>
-            <w:r>
-              <w:lastRenderedPageBreak/>
-              <w:t>响面最小；引擎可</w:t>
+              <w:t>锁定版本；两个适配层均由组长单点维护，影响面最小；引擎可</w:t>
             </w:r>
             <w:r>
               <w:t xml:space="preserve"> CLI </w:t>
@@ -5377,7 +5341,6 @@
               <w:jc w:val="left"/>
             </w:pPr>
             <w:r>
-              <w:lastRenderedPageBreak/>
               <w:t xml:space="preserve">DSH Web </w:t>
             </w:r>
             <w:r>
@@ -5643,20 +5606,25 @@
               <w:jc w:val="left"/>
             </w:pPr>
             <w:r>
-              <w:t>多人并行开发接口漂移</w:t>
-            </w:r>
-          </w:p>
-        </w:tc>
-        <w:tc>
-          <w:tcPr>
-            <w:tcW w:w="0" w:type="auto"/>
-          </w:tcPr>
-          <w:p>
-            <w:pPr>
-              <w:pStyle w:val="Compact"/>
-              <w:jc w:val="left"/>
-            </w:pPr>
-            <w:r>
+              <w:t>多人并行开发接口</w:t>
+            </w:r>
+            <w:r>
+              <w:lastRenderedPageBreak/>
+              <w:t>漂移</w:t>
+            </w:r>
+          </w:p>
+        </w:tc>
+        <w:tc>
+          <w:tcPr>
+            <w:tcW w:w="0" w:type="auto"/>
+          </w:tcPr>
+          <w:p>
+            <w:pPr>
+              <w:pStyle w:val="Compact"/>
+              <w:jc w:val="left"/>
+            </w:pPr>
+            <w:r>
+              <w:lastRenderedPageBreak/>
               <w:t>集成返工</w:t>
             </w:r>
           </w:p>
@@ -5677,7 +5645,11 @@
               <w:t xml:space="preserve"> + CODEOWNERS + CI </w:t>
             </w:r>
             <w:r>
-              <w:t>契约测试当天暴露（见</w:t>
+              <w:t>契约测试当天</w:t>
+            </w:r>
+            <w:r>
+              <w:lastRenderedPageBreak/>
+              <w:t>暴露（见</w:t>
             </w:r>
             <w:r>
               <w:t xml:space="preserve"> 7.2</w:t>
@@ -5699,6 +5671,7 @@
               <w:jc w:val="left"/>
             </w:pPr>
             <w:r>
+              <w:lastRenderedPageBreak/>
               <w:t>组长负担集中</w:t>
             </w:r>
           </w:p>
@@ -5801,7 +5774,6 @@
         <w:pStyle w:val="a0"/>
       </w:pPr>
       <w:r>
-        <w:lastRenderedPageBreak/>
         <w:t>知识增强（</w:t>
       </w:r>
       <w:r>
@@ -5871,7 +5843,7 @@
         <w:pStyle w:val="a0"/>
         <w:ind w:firstLineChars="0" w:firstLine="0"/>
         <w:rPr>
-          <w:rFonts w:ascii="仿宋" w:eastAsia="仿宋" w:hAnsi="仿宋"/>
+          <w:rFonts w:ascii="仿宋" w:eastAsia="仿宋" w:hAnsi="仿宋" w:hint="eastAsia"/>
           <w:sz w:val="22"/>
           <w:szCs w:val="22"/>
         </w:rPr>
@@ -5882,7 +5854,7 @@
         <w:pStyle w:val="a0"/>
         <w:ind w:firstLineChars="0" w:firstLine="0"/>
         <w:rPr>
-          <w:rFonts w:ascii="仿宋" w:eastAsia="仿宋" w:hAnsi="仿宋"/>
+          <w:rFonts w:ascii="仿宋" w:eastAsia="仿宋" w:hAnsi="仿宋" w:hint="eastAsia"/>
           <w:sz w:val="22"/>
           <w:szCs w:val="22"/>
         </w:rPr>
@@ -5904,7 +5876,7 @@
           <w:numId w:val="2"/>
         </w:numPr>
         <w:rPr>
-          <w:rFonts w:ascii="仿宋" w:eastAsia="仿宋" w:hAnsi="仿宋"/>
+          <w:rFonts w:ascii="仿宋" w:eastAsia="仿宋" w:hAnsi="仿宋" w:hint="eastAsia"/>
           <w:sz w:val="22"/>
           <w:szCs w:val="22"/>
         </w:rPr>
@@ -5926,7 +5898,7 @@
           <w:numId w:val="2"/>
         </w:numPr>
         <w:rPr>
-          <w:rFonts w:ascii="仿宋" w:eastAsia="仿宋" w:hAnsi="仿宋"/>
+          <w:rFonts w:ascii="仿宋" w:eastAsia="仿宋" w:hAnsi="仿宋" w:hint="eastAsia"/>
           <w:sz w:val="22"/>
           <w:szCs w:val="22"/>
         </w:rPr>
@@ -5948,7 +5920,7 @@
           <w:numId w:val="2"/>
         </w:numPr>
         <w:rPr>
-          <w:rFonts w:ascii="仿宋" w:eastAsia="仿宋" w:hAnsi="仿宋"/>
+          <w:rFonts w:ascii="仿宋" w:eastAsia="仿宋" w:hAnsi="仿宋" w:hint="eastAsia"/>
           <w:sz w:val="22"/>
           <w:szCs w:val="22"/>
         </w:rPr>
@@ -5970,7 +5942,7 @@
           <w:numId w:val="2"/>
         </w:numPr>
         <w:rPr>
-          <w:rFonts w:ascii="仿宋" w:eastAsia="仿宋" w:hAnsi="仿宋"/>
+          <w:rFonts w:ascii="仿宋" w:eastAsia="仿宋" w:hAnsi="仿宋" w:hint="eastAsia"/>
           <w:sz w:val="22"/>
           <w:szCs w:val="22"/>
         </w:rPr>
@@ -5992,7 +5964,7 @@
           <w:numId w:val="2"/>
         </w:numPr>
         <w:rPr>
-          <w:rFonts w:ascii="仿宋" w:eastAsia="仿宋" w:hAnsi="仿宋"/>
+          <w:rFonts w:ascii="仿宋" w:eastAsia="仿宋" w:hAnsi="仿宋" w:hint="eastAsia"/>
           <w:sz w:val="22"/>
           <w:szCs w:val="22"/>
         </w:rPr>
@@ -6003,6 +5975,7 @@
           <w:sz w:val="22"/>
           <w:szCs w:val="22"/>
         </w:rPr>
+        <w:lastRenderedPageBreak/>
         <w:t>Zotero Web API v3: https://www.zotero.org/support/dev/web_api/v3/start</w:t>
       </w:r>
     </w:p>
@@ -6014,7 +5987,7 @@
           <w:numId w:val="2"/>
         </w:numPr>
         <w:rPr>
-          <w:rFonts w:ascii="仿宋" w:eastAsia="仿宋" w:hAnsi="仿宋"/>
+          <w:rFonts w:ascii="仿宋" w:eastAsia="仿宋" w:hAnsi="仿宋" w:hint="eastAsia"/>
           <w:sz w:val="22"/>
           <w:szCs w:val="22"/>
         </w:rPr>
@@ -7554,6 +7527,66 @@
     </w:pPr>
     <w:rPr>
       <w:rFonts w:ascii="宋体" w:hAnsi="宋体" w:cs="宋体"/>
+    </w:rPr>
+  </w:style>
+  <w:style w:type="paragraph" w:styleId="af1">
+    <w:name w:val="header"/>
+    <w:basedOn w:val="a"/>
+    <w:link w:val="af2"/>
+    <w:rsid w:val="00A80A38"/>
+    <w:pPr>
+      <w:tabs>
+        <w:tab w:val="center" w:pos="4153"/>
+        <w:tab w:val="right" w:pos="8306"/>
+      </w:tabs>
+      <w:snapToGrid w:val="0"/>
+      <w:spacing w:line="240" w:lineRule="auto"/>
+      <w:jc w:val="center"/>
+    </w:pPr>
+    <w:rPr>
+      <w:sz w:val="18"/>
+      <w:szCs w:val="18"/>
+    </w:rPr>
+  </w:style>
+  <w:style w:type="character" w:customStyle="1" w:styleId="af2">
+    <w:name w:val="页眉 字符"/>
+    <w:basedOn w:val="a1"/>
+    <w:link w:val="af1"/>
+    <w:rsid w:val="00A80A38"/>
+    <w:rPr>
+      <w:rFonts w:ascii="Times New Roman" w:eastAsia="宋体" w:hAnsi="Times New Roman" w:cs="Times New Roman"/>
+      <w:sz w:val="18"/>
+      <w:szCs w:val="18"/>
+    </w:rPr>
+  </w:style>
+  <w:style w:type="paragraph" w:styleId="af3">
+    <w:name w:val="footer"/>
+    <w:basedOn w:val="a"/>
+    <w:link w:val="af4"/>
+    <w:rsid w:val="00A80A38"/>
+    <w:pPr>
+      <w:tabs>
+        <w:tab w:val="center" w:pos="4153"/>
+        <w:tab w:val="right" w:pos="8306"/>
+      </w:tabs>
+      <w:snapToGrid w:val="0"/>
+      <w:spacing w:line="240" w:lineRule="auto"/>
+      <w:jc w:val="left"/>
+    </w:pPr>
+    <w:rPr>
+      <w:sz w:val="18"/>
+      <w:szCs w:val="18"/>
+    </w:rPr>
+  </w:style>
+  <w:style w:type="character" w:customStyle="1" w:styleId="af4">
+    <w:name w:val="页脚 字符"/>
+    <w:basedOn w:val="a1"/>
+    <w:link w:val="af3"/>
+    <w:rsid w:val="00A80A38"/>
+    <w:rPr>
+      <w:rFonts w:ascii="Times New Roman" w:eastAsia="宋体" w:hAnsi="Times New Roman" w:cs="Times New Roman"/>
+      <w:sz w:val="18"/>
+      <w:szCs w:val="18"/>
     </w:rPr>
   </w:style>
 </w:styles>

--- a/docs/EvoResearch_项目立项报告_v1.2.docx
+++ b/docs/EvoResearch_项目立项报告_v1.2.docx
@@ -7,13 +7,8 @@
         <w:pStyle w:val="1"/>
       </w:pPr>
       <w:bookmarkStart w:id="0" w:name="evoresearch-项目立项报告v1.2立项评审稿"/>
-      <w:proofErr w:type="spellStart"/>
-      <w:r>
-        <w:t>EvoResearch</w:t>
-      </w:r>
-      <w:proofErr w:type="spellEnd"/>
-      <w:r>
-        <w:t xml:space="preserve"> </w:t>
+      <w:r>
+        <w:t xml:space="preserve">EvoResearch </w:t>
       </w:r>
       <w:r>
         <w:t>项目立项报告</w:t>
@@ -341,15 +336,7 @@
         <w:t>在</w:t>
       </w:r>
       <w:r>
-        <w:t xml:space="preserve"> </w:t>
-      </w:r>
-      <w:proofErr w:type="spellStart"/>
-      <w:r>
-        <w:t>AeroWF</w:t>
-      </w:r>
-      <w:proofErr w:type="spellEnd"/>
-      <w:r>
-        <w:t xml:space="preserve"> </w:t>
+        <w:t xml:space="preserve"> AeroWF </w:t>
       </w:r>
       <w:r>
         <w:t>时序预测基线上开展受控自动实验的研究工作：该实践中，实验记录与知识的人工关联、验证协议的维持均依赖人工纪律，成本高昂。本项目的需求即来源于此类真实科研流程中的痛点，拟利用通用自主实验机制与增量知识管理能力，将上述人工纪律产品化为系统能力。</w:t>
@@ -534,37 +521,13 @@
         <w:t>）对</w:t>
       </w:r>
       <w:r>
-        <w:t xml:space="preserve"> </w:t>
-      </w:r>
-      <w:proofErr w:type="spellStart"/>
-      <w:r>
-        <w:t>AutoResearch</w:t>
-      </w:r>
-      <w:proofErr w:type="spellEnd"/>
-      <w:r>
-        <w:t xml:space="preserve"> </w:t>
+        <w:t xml:space="preserve"> AutoResearch </w:t>
       </w:r>
       <w:r>
         <w:t>类开源系统实验循环及</w:t>
       </w:r>
       <w:r>
-        <w:t xml:space="preserve"> Zotero/</w:t>
-      </w:r>
-      <w:proofErr w:type="spellStart"/>
-      <w:r>
-        <w:t>MLflow</w:t>
-      </w:r>
-      <w:proofErr w:type="spellEnd"/>
-      <w:r>
-        <w:t>/</w:t>
-      </w:r>
-      <w:proofErr w:type="spellStart"/>
-      <w:r>
-        <w:t>Graphiti</w:t>
-      </w:r>
-      <w:proofErr w:type="spellEnd"/>
-      <w:r>
-        <w:t xml:space="preserve"> </w:t>
+        <w:t xml:space="preserve"> Zotero/MLflow/Graphiti </w:t>
       </w:r>
       <w:r>
         <w:t>等工具独立能力的调研；（</w:t>
@@ -817,14 +780,12 @@
               <w:pStyle w:val="Compact"/>
               <w:jc w:val="left"/>
             </w:pPr>
-            <w:proofErr w:type="spellStart"/>
             <w:r>
               <w:rPr>
                 <w:rFonts w:hint="eastAsia"/>
               </w:rPr>
               <w:t>dsh-autoresearch</w:t>
             </w:r>
-            <w:proofErr w:type="spellEnd"/>
             <w:r>
               <w:rPr>
                 <w:rFonts w:hint="eastAsia"/>
@@ -926,19 +887,15 @@
               <w:pStyle w:val="Compact"/>
               <w:jc w:val="left"/>
             </w:pPr>
-            <w:proofErr w:type="spellStart"/>
             <w:r>
               <w:t>dsh-autoresearch</w:t>
             </w:r>
-            <w:proofErr w:type="spellEnd"/>
             <w:r>
               <w:t>（</w:t>
             </w:r>
-            <w:proofErr w:type="spellStart"/>
             <w:r>
               <w:t>EveGoodEvening</w:t>
             </w:r>
-            <w:proofErr w:type="spellEnd"/>
             <w:r>
               <w:t>）</w:t>
             </w:r>
@@ -1016,11 +973,9 @@
               <w:pStyle w:val="Compact"/>
               <w:jc w:val="left"/>
             </w:pPr>
-            <w:proofErr w:type="spellStart"/>
             <w:r>
               <w:t>Graphiti</w:t>
             </w:r>
-            <w:proofErr w:type="spellEnd"/>
           </w:p>
         </w:tc>
         <w:tc>
@@ -1291,11 +1246,9 @@
         </w:rPr>
         <w:t>以往</w:t>
       </w:r>
-      <w:proofErr w:type="spellStart"/>
       <w:r>
         <w:t>AutoResearch</w:t>
       </w:r>
-      <w:proofErr w:type="spellEnd"/>
       <w:r>
         <w:rPr>
           <w:rFonts w:hint="eastAsia"/>
@@ -1377,21 +1330,7 @@
         <w:rPr>
           <w:rFonts w:hint="eastAsia"/>
         </w:rPr>
-        <w:t xml:space="preserve"> </w:t>
-      </w:r>
-      <w:proofErr w:type="spellStart"/>
-      <w:r>
-        <w:rPr>
-          <w:rFonts w:hint="eastAsia"/>
-        </w:rPr>
-        <w:t>dsh</w:t>
-      </w:r>
-      <w:proofErr w:type="spellEnd"/>
-      <w:r>
-        <w:rPr>
-          <w:rFonts w:hint="eastAsia"/>
-        </w:rPr>
-        <w:t>-memory-plus</w:t>
+        <w:t xml:space="preserve"> dsh-memory-plus</w:t>
       </w:r>
       <w:r>
         <w:rPr>
@@ -1661,13 +1600,8 @@
       <w:r>
         <w:t>工作树隔离等。知识库第一版用本地向量检索加轻量存储的成熟做法，</w:t>
       </w:r>
-      <w:proofErr w:type="spellStart"/>
-      <w:r>
-        <w:t>Graphiti</w:t>
-      </w:r>
-      <w:proofErr w:type="spellEnd"/>
-      <w:r>
-        <w:t xml:space="preserve"> </w:t>
+      <w:r>
+        <w:t xml:space="preserve">Graphiti </w:t>
       </w:r>
       <w:r>
         <w:t>只是可选增强，不在关键路径上。特别地，</w:t>
@@ -4667,7 +4601,7 @@
               <w:rPr>
                 <w:rFonts w:hint="eastAsia"/>
               </w:rPr>
-              <w:t>2</w:t>
+              <w:t>1</w:t>
             </w:r>
             <w:r>
               <w:t>周（</w:t>
@@ -5049,9 +4983,6 @@
           <w:p>
             <w:pPr>
               <w:pStyle w:val="Compact"/>
-              <w:rPr>
-                <w:rFonts w:hint="eastAsia"/>
-              </w:rPr>
             </w:pPr>
             <w:r>
               <w:t>构造：继续并行写代码，接入知识回流；第</w:t>
@@ -5077,9 +5008,6 @@
           <w:p>
             <w:pPr>
               <w:pStyle w:val="Compact"/>
-              <w:rPr>
-                <w:rFonts w:hint="eastAsia"/>
-              </w:rPr>
             </w:pPr>
             <w:r>
               <w:t>M5</w:t>
@@ -6696,6 +6624,7 @@
   <w:style w:type="character" w:default="1" w:styleId="a1">
     <w:name w:val="Default Paragraph Font"/>
     <w:uiPriority w:val="1"/>
+    <w:semiHidden/>
     <w:unhideWhenUsed/>
   </w:style>
   <w:style w:type="table" w:default="1" w:styleId="a2">
